--- a/常见问题.docx
+++ b/常见问题.docx
@@ -724,16 +724,7 @@
           <w:szCs w:val="24"/>
           <w:lang w:val="en-US" w:eastAsia="zh-CN"/>
         </w:rPr>
-        <w:t>答：map：只改数据格式，</w:t>
-      </w:r>
-      <w:r>
-        <w:rPr>
-          <w:rFonts w:hint="eastAsia"/>
-          <w:sz w:val="21"/>
-          <w:szCs w:val="24"/>
-          <w:lang w:val="en-US" w:eastAsia="zh-CN"/>
-        </w:rPr>
-        <w:t>switchMap：切换数据源（重新请求 / 重新查询）</w:t>
+        <w:t>答：map：只改数据格式，switchMap：切换数据源（重新请求 / 重新查询）</w:t>
       </w:r>
     </w:p>
     <w:p>
@@ -1030,38 +1021,583 @@
           <w:szCs w:val="24"/>
           <w:lang w:val="en-US" w:eastAsia="zh-CN"/>
         </w:rPr>
-        <w:t>，是LiveData子类，多了setValue()在主线程赋值</w:t>
-      </w:r>
-    </w:p>
-    <w:p>
-      <w:pPr>
-        <w:rPr>
-          <w:rFonts w:hint="default"/>
-          <w:sz w:val="21"/>
-          <w:szCs w:val="24"/>
-          <w:lang w:val="en-US" w:eastAsia="zh-CN"/>
-        </w:rPr>
-      </w:pPr>
-      <w:r>
-        <w:rPr>
-          <w:rFonts w:hint="eastAsia"/>
-          <w:sz w:val="21"/>
-          <w:szCs w:val="24"/>
-          <w:lang w:val="en-US" w:eastAsia="zh-CN"/>
-        </w:rPr>
-        <w:t>,</w:t>
-      </w:r>
+        <w:t>，是LiveData子类，多了setValue()必须在主线程调用,同步分给观察者、postValue()可在任意线程调用,切到主线程再分发给观察者。</w:t>
+      </w:r>
+    </w:p>
+    <w:p>
+      <w:pPr>
+        <w:rPr>
+          <w:rFonts w:hint="eastAsia"/>
+          <w:sz w:val="21"/>
+          <w:szCs w:val="24"/>
+          <w:lang w:val="en-US" w:eastAsia="zh-CN"/>
+        </w:rPr>
+      </w:pPr>
+    </w:p>
+    <w:p>
+      <w:pPr>
+        <w:rPr>
+          <w:rFonts w:hint="eastAsia"/>
+          <w:sz w:val="21"/>
+          <w:szCs w:val="24"/>
+          <w:lang w:val="en-US" w:eastAsia="zh-CN"/>
+        </w:rPr>
+      </w:pPr>
+    </w:p>
+    <w:p>
+      <w:pPr>
+        <w:rPr>
+          <w:rFonts w:hint="eastAsia"/>
+          <w:sz w:val="28"/>
+          <w:szCs w:val="36"/>
+          <w:lang w:val="en-US" w:eastAsia="zh-CN"/>
+        </w:rPr>
+      </w:pPr>
+      <w:r>
+        <w:rPr>
+          <w:rFonts w:hint="eastAsia"/>
+          <w:sz w:val="28"/>
+          <w:szCs w:val="36"/>
+          <w:lang w:val="en-US" w:eastAsia="zh-CN"/>
+        </w:rPr>
+        <w:t>LiveData的setValue() 和 postValue()方法区别在哪？</w:t>
+      </w:r>
+    </w:p>
+    <w:p>
+      <w:pPr>
+        <w:rPr>
+          <w:rFonts w:hint="eastAsia"/>
+          <w:sz w:val="21"/>
+          <w:szCs w:val="24"/>
+          <w:lang w:val="en-US" w:eastAsia="zh-CN"/>
+        </w:rPr>
+      </w:pPr>
+      <w:r>
+        <w:rPr>
+          <w:rFonts w:hint="eastAsia"/>
+          <w:sz w:val="21"/>
+          <w:szCs w:val="24"/>
+          <w:lang w:val="en-US" w:eastAsia="zh-CN"/>
+        </w:rPr>
+        <w:t>答：- 线程要求</w:t>
+      </w:r>
+    </w:p>
+    <w:p>
+      <w:pPr>
+        <w:rPr>
+          <w:rFonts w:hint="eastAsia"/>
+          <w:sz w:val="21"/>
+          <w:szCs w:val="24"/>
+          <w:lang w:val="en-US" w:eastAsia="zh-CN"/>
+        </w:rPr>
+      </w:pPr>
+      <w:r>
+        <w:rPr>
+          <w:rFonts w:hint="eastAsia"/>
+          <w:sz w:val="21"/>
+          <w:szCs w:val="24"/>
+          <w:lang w:val="en-US" w:eastAsia="zh-CN"/>
+        </w:rPr>
+        <w:t>- setValue：必须在主线程调用，否则抛异常。</w:t>
+      </w:r>
+    </w:p>
+    <w:p>
+      <w:pPr>
+        <w:rPr>
+          <w:rFonts w:hint="eastAsia"/>
+          <w:sz w:val="21"/>
+          <w:szCs w:val="24"/>
+          <w:lang w:val="en-US" w:eastAsia="zh-CN"/>
+        </w:rPr>
+      </w:pPr>
+      <w:r>
+        <w:rPr>
+          <w:rFonts w:hint="eastAsia"/>
+          <w:sz w:val="21"/>
+          <w:szCs w:val="24"/>
+          <w:lang w:val="en-US" w:eastAsia="zh-CN"/>
+        </w:rPr>
+        <w:t>- postValue：可在任意线程调用；内部把值投递到主线程再分发给观察者。</w:t>
+      </w:r>
+    </w:p>
+    <w:p>
+      <w:pPr>
+        <w:rPr>
+          <w:rFonts w:hint="eastAsia"/>
+          <w:sz w:val="21"/>
+          <w:szCs w:val="24"/>
+          <w:lang w:val="en-US" w:eastAsia="zh-CN"/>
+        </w:rPr>
+      </w:pPr>
+      <w:r>
+        <w:rPr>
+          <w:rFonts w:hint="eastAsia"/>
+          <w:sz w:val="21"/>
+          <w:szCs w:val="24"/>
+          <w:lang w:val="en-US" w:eastAsia="zh-CN"/>
+        </w:rPr>
+        <w:t>- 派发时机</w:t>
+      </w:r>
+    </w:p>
+    <w:p>
+      <w:pPr>
+        <w:rPr>
+          <w:rFonts w:hint="eastAsia"/>
+          <w:sz w:val="21"/>
+          <w:szCs w:val="24"/>
+          <w:lang w:val="en-US" w:eastAsia="zh-CN"/>
+        </w:rPr>
+      </w:pPr>
+      <w:r>
+        <w:rPr>
+          <w:rFonts w:hint="eastAsia"/>
+          <w:sz w:val="21"/>
+          <w:szCs w:val="24"/>
+          <w:lang w:val="en-US" w:eastAsia="zh-CN"/>
+        </w:rPr>
+        <w:t>- setValue：同步触发，当前主线程立即分发给活跃观察者。</w:t>
+      </w:r>
+    </w:p>
+    <w:p>
+      <w:pPr>
+        <w:rPr>
+          <w:rFonts w:hint="eastAsia"/>
+          <w:sz w:val="21"/>
+          <w:szCs w:val="24"/>
+          <w:lang w:val="en-US" w:eastAsia="zh-CN"/>
+        </w:rPr>
+      </w:pPr>
+      <w:r>
+        <w:rPr>
+          <w:rFonts w:hint="eastAsia"/>
+          <w:sz w:val="21"/>
+          <w:szCs w:val="24"/>
+          <w:lang w:val="en-US" w:eastAsia="zh-CN"/>
+        </w:rPr>
+        <w:t>- postValue：异步触发，通过主线程消息队列调度后再分发。</w:t>
+      </w:r>
+    </w:p>
+    <w:p>
+      <w:pPr>
+        <w:rPr>
+          <w:rFonts w:hint="eastAsia"/>
+          <w:sz w:val="21"/>
+          <w:szCs w:val="24"/>
+          <w:lang w:val="en-US" w:eastAsia="zh-CN"/>
+        </w:rPr>
+      </w:pPr>
+      <w:r>
+        <w:rPr>
+          <w:rFonts w:hint="eastAsia"/>
+          <w:sz w:val="21"/>
+          <w:szCs w:val="24"/>
+          <w:lang w:val="en-US" w:eastAsia="zh-CN"/>
+        </w:rPr>
+        <w:t>- 多次更新合并</w:t>
+      </w:r>
+    </w:p>
+    <w:p>
+      <w:pPr>
+        <w:rPr>
+          <w:rFonts w:hint="eastAsia"/>
+          <w:sz w:val="21"/>
+          <w:szCs w:val="24"/>
+          <w:lang w:val="en-US" w:eastAsia="zh-CN"/>
+        </w:rPr>
+      </w:pPr>
+      <w:r>
+        <w:rPr>
+          <w:rFonts w:hint="eastAsia"/>
+          <w:sz w:val="21"/>
+          <w:szCs w:val="24"/>
+          <w:lang w:val="en-US" w:eastAsia="zh-CN"/>
+        </w:rPr>
+        <w:t>- setValue：每次调用都会立即分发（在主线程）。</w:t>
+      </w:r>
+    </w:p>
+    <w:p>
+      <w:pPr>
+        <w:rPr>
+          <w:rFonts w:hint="eastAsia"/>
+          <w:sz w:val="21"/>
+          <w:szCs w:val="24"/>
+          <w:lang w:val="en-US" w:eastAsia="zh-CN"/>
+        </w:rPr>
+      </w:pPr>
+      <w:r>
+        <w:rPr>
+          <w:rFonts w:hint="eastAsia"/>
+          <w:sz w:val="21"/>
+          <w:szCs w:val="24"/>
+          <w:lang w:val="en-US" w:eastAsia="zh-CN"/>
+        </w:rPr>
+        <w:t>- postValue：如果短时间内多次调用，LiveData只会在主线程处理一次，分发“最后一次”的值（中间值被合并）。</w:t>
+      </w:r>
+    </w:p>
+    <w:p>
+      <w:pPr>
+        <w:rPr>
+          <w:rFonts w:hint="eastAsia"/>
+          <w:sz w:val="21"/>
+          <w:szCs w:val="24"/>
+          <w:lang w:val="en-US" w:eastAsia="zh-CN"/>
+        </w:rPr>
+      </w:pPr>
+      <w:r>
+        <w:rPr>
+          <w:rFonts w:hint="eastAsia"/>
+          <w:sz w:val="21"/>
+          <w:szCs w:val="24"/>
+          <w:lang w:val="en-US" w:eastAsia="zh-CN"/>
+        </w:rPr>
+        <w:t>- 使用场景</w:t>
+      </w:r>
+    </w:p>
+    <w:p>
+      <w:pPr>
+        <w:rPr>
+          <w:rFonts w:hint="eastAsia"/>
+          <w:sz w:val="21"/>
+          <w:szCs w:val="24"/>
+          <w:lang w:val="en-US" w:eastAsia="zh-CN"/>
+        </w:rPr>
+      </w:pPr>
+      <w:r>
+        <w:rPr>
+          <w:rFonts w:hint="eastAsia"/>
+          <w:sz w:val="21"/>
+          <w:szCs w:val="24"/>
+          <w:lang w:val="en-US" w:eastAsia="zh-CN"/>
+        </w:rPr>
+        <w:t>- setValue：UI线程已在主线程、需要立即更新。例如视图层设置 Loading 状态。</w:t>
+      </w:r>
+    </w:p>
+    <w:p>
+      <w:pPr>
+        <w:rPr>
+          <w:rFonts w:hint="eastAsia"/>
+          <w:sz w:val="21"/>
+          <w:szCs w:val="24"/>
+          <w:lang w:val="en-US" w:eastAsia="zh-CN"/>
+        </w:rPr>
+      </w:pPr>
+      <w:r>
+        <w:rPr>
+          <w:rFonts w:hint="eastAsia"/>
+          <w:sz w:val="21"/>
+          <w:szCs w:val="24"/>
+          <w:lang w:val="en-US" w:eastAsia="zh-CN"/>
+        </w:rPr>
+        <w:t>- postValue：后台线程完成任务后要通知 UI。例如数据库/网络线程加工数据后发布结果。</w:t>
+      </w:r>
+    </w:p>
+    <w:p>
+      <w:pPr>
+        <w:rPr>
+          <w:rFonts w:hint="eastAsia"/>
+          <w:sz w:val="21"/>
+          <w:szCs w:val="24"/>
+          <w:lang w:val="en-US" w:eastAsia="zh-CN"/>
+        </w:rPr>
+      </w:pPr>
       <w:bookmarkStart w:id="0" w:name="_GoBack"/>
       <w:bookmarkEnd w:id="0"/>
-      <w:r>
-        <w:rPr>
-          <w:rFonts w:hint="eastAsia"/>
-          <w:sz w:val="21"/>
-          <w:szCs w:val="24"/>
-          <w:lang w:val="en-US" w:eastAsia="zh-CN"/>
-        </w:rPr>
-        <w:t>立即刷新、postValue()在子线程赋值,切到主线程再更新</w:t>
-      </w:r>
+    </w:p>
+    <w:p>
+      <w:pPr>
+        <w:rPr>
+          <w:rFonts w:hint="eastAsia"/>
+          <w:sz w:val="28"/>
+          <w:szCs w:val="36"/>
+          <w:lang w:val="en-US" w:eastAsia="zh-CN"/>
+        </w:rPr>
+      </w:pPr>
+      <w:r>
+        <w:rPr>
+          <w:rFonts w:hint="eastAsia"/>
+          <w:sz w:val="28"/>
+          <w:szCs w:val="36"/>
+          <w:lang w:val="en-US" w:eastAsia="zh-CN"/>
+        </w:rPr>
+        <w:t>同步、异步、并发、并行区别？</w:t>
+      </w:r>
+    </w:p>
+    <w:p>
+      <w:pPr>
+        <w:rPr>
+          <w:rFonts w:hint="default"/>
+          <w:sz w:val="21"/>
+          <w:szCs w:val="24"/>
+          <w:lang w:val="en-US" w:eastAsia="zh-CN"/>
+        </w:rPr>
+      </w:pPr>
+      <w:r>
+        <w:rPr>
+          <w:rFonts w:hint="eastAsia"/>
+          <w:sz w:val="21"/>
+          <w:szCs w:val="24"/>
+          <w:lang w:val="en-US" w:eastAsia="zh-CN"/>
+        </w:rPr>
+        <w:t>答：同步：特点：在当前线程执行，执行完才返回，会阻塞当前线程。普通方法、room同步查询、网络、IO</w:t>
+      </w:r>
+    </w:p>
+    <w:p>
+      <w:pPr>
+        <w:rPr>
+          <w:rFonts w:hint="eastAsia"/>
+          <w:sz w:val="21"/>
+          <w:szCs w:val="24"/>
+          <w:lang w:val="en-US" w:eastAsia="zh-CN"/>
+        </w:rPr>
+      </w:pPr>
+      <w:r>
+        <w:rPr>
+          <w:rFonts w:hint="eastAsia"/>
+          <w:sz w:val="21"/>
+          <w:szCs w:val="24"/>
+          <w:lang w:val="en-US" w:eastAsia="zh-CN"/>
+        </w:rPr>
+        <w:t>异步：特点：不阻塞当前线程，任务在后台执行，完成后通过回调 / 通知返回结果。Handler的sendMessage()、post(Runnable)、retrofit的enqueue()异步网络请求、livedata.observe</w:t>
+      </w:r>
+    </w:p>
+    <w:p>
+      <w:pPr>
+        <w:rPr>
+          <w:rFonts w:hint="default"/>
+          <w:sz w:val="21"/>
+          <w:szCs w:val="24"/>
+          <w:lang w:val="en-US" w:eastAsia="zh-CN"/>
+        </w:rPr>
+      </w:pPr>
+      <w:r>
+        <w:rPr>
+          <w:rFonts w:hint="eastAsia"/>
+          <w:sz w:val="21"/>
+          <w:szCs w:val="24"/>
+          <w:lang w:val="en-US" w:eastAsia="zh-CN"/>
+        </w:rPr>
+        <w:t>并发：多个任务交替执行。Executors（线程池）、ThreadPoolExecutor</w:t>
+      </w:r>
+    </w:p>
+    <w:p>
+      <w:pPr>
+        <w:rPr>
+          <w:rFonts w:hint="default"/>
+          <w:sz w:val="21"/>
+          <w:szCs w:val="24"/>
+          <w:lang w:val="en-US" w:eastAsia="zh-CN"/>
+        </w:rPr>
+      </w:pPr>
+    </w:p>
+    <w:p>
+      <w:pPr>
+        <w:rPr>
+          <w:rFonts w:hint="eastAsia"/>
+          <w:sz w:val="21"/>
+          <w:szCs w:val="24"/>
+          <w:lang w:val="en-US" w:eastAsia="zh-CN"/>
+        </w:rPr>
+      </w:pPr>
+    </w:p>
+    <w:p>
+      <w:pPr>
+        <w:rPr>
+          <w:rFonts w:hint="eastAsia"/>
+          <w:sz w:val="21"/>
+          <w:szCs w:val="24"/>
+          <w:lang w:val="en-US" w:eastAsia="zh-CN"/>
+        </w:rPr>
+      </w:pPr>
+      <w:r>
+        <w:rPr>
+          <w:rFonts w:hint="eastAsia"/>
+          <w:sz w:val="21"/>
+          <w:szCs w:val="24"/>
+          <w:lang w:val="en-US" w:eastAsia="zh-CN"/>
+        </w:rPr>
+        <w:t>Handler的post()与sendMessage()区别在哪？</w:t>
+      </w:r>
+    </w:p>
+    <w:p>
+      <w:pPr>
+        <w:rPr>
+          <w:rFonts w:hint="eastAsia"/>
+          <w:sz w:val="21"/>
+          <w:szCs w:val="24"/>
+          <w:lang w:val="en-US" w:eastAsia="zh-CN"/>
+        </w:rPr>
+      </w:pPr>
+      <w:r>
+        <w:rPr>
+          <w:rFonts w:hint="eastAsia"/>
+          <w:sz w:val="21"/>
+          <w:szCs w:val="24"/>
+          <w:lang w:val="en-US" w:eastAsia="zh-CN"/>
+        </w:rPr>
+        <w:t>答：post(Runnable)：把一段要执行的代码（任务）异步发到队列</w:t>
+      </w:r>
+    </w:p>
+    <w:p>
+      <w:pPr>
+        <w:rPr>
+          <w:rFonts w:hint="eastAsia"/>
+          <w:sz w:val="21"/>
+          <w:szCs w:val="24"/>
+          <w:lang w:val="en-US" w:eastAsia="zh-CN"/>
+        </w:rPr>
+      </w:pPr>
+      <w:r>
+        <w:rPr>
+          <w:rFonts w:hint="eastAsia"/>
+          <w:sz w:val="21"/>
+          <w:szCs w:val="24"/>
+          <w:lang w:val="en-US" w:eastAsia="zh-CN"/>
+        </w:rPr>
+        <w:t>sendMessage(Message)：把带数据的消息异步发到队列</w:t>
+      </w:r>
+    </w:p>
+    <w:p>
+      <w:pPr>
+        <w:rPr>
+          <w:rFonts w:hint="eastAsia"/>
+          <w:sz w:val="21"/>
+          <w:szCs w:val="24"/>
+          <w:lang w:val="en-US" w:eastAsia="zh-CN"/>
+        </w:rPr>
+      </w:pPr>
+      <w:r>
+        <w:rPr>
+          <w:rFonts w:hint="eastAsia"/>
+          <w:sz w:val="21"/>
+          <w:szCs w:val="24"/>
+          <w:lang w:val="en-US" w:eastAsia="zh-CN"/>
+        </w:rPr>
+        <w:t>真正执行 run() 或 handleMessage()，是后面 Looper 轮询到的时候才发生。</w:t>
+      </w:r>
+    </w:p>
+    <w:p>
+      <w:pPr>
+        <w:rPr>
+          <w:rFonts w:hint="eastAsia"/>
+          <w:sz w:val="21"/>
+          <w:szCs w:val="24"/>
+          <w:lang w:val="en-US" w:eastAsia="zh-CN"/>
+        </w:rPr>
+      </w:pPr>
+    </w:p>
+    <w:p>
+      <w:pPr>
+        <w:rPr>
+          <w:rFonts w:hint="eastAsia"/>
+          <w:sz w:val="21"/>
+          <w:szCs w:val="24"/>
+          <w:lang w:val="en-US" w:eastAsia="zh-CN"/>
+        </w:rPr>
+      </w:pPr>
+      <w:r>
+        <w:rPr>
+          <w:rFonts w:hint="eastAsia"/>
+          <w:sz w:val="21"/>
+          <w:szCs w:val="24"/>
+          <w:lang w:val="en-US" w:eastAsia="zh-CN"/>
+        </w:rPr>
+        <w:t>Handler 回收 / 释放 方式有哪些？</w:t>
+      </w:r>
+    </w:p>
+    <w:p>
+      <w:pPr>
+        <w:rPr>
+          <w:rFonts w:hint="eastAsia"/>
+          <w:sz w:val="21"/>
+          <w:szCs w:val="24"/>
+          <w:lang w:val="en-US" w:eastAsia="zh-CN"/>
+        </w:rPr>
+      </w:pPr>
+      <w:r>
+        <w:rPr>
+          <w:rFonts w:hint="eastAsia"/>
+          <w:sz w:val="21"/>
+          <w:szCs w:val="24"/>
+          <w:lang w:val="en-US" w:eastAsia="zh-CN"/>
+        </w:rPr>
+        <w:t>答：把消息队列里还没执行的任务清空，让 Handler 不再持有外部引用，避免内存泄漏。</w:t>
+      </w:r>
+    </w:p>
+    <w:p>
+      <w:pPr>
+        <w:rPr>
+          <w:rFonts w:hint="default"/>
+          <w:sz w:val="21"/>
+          <w:szCs w:val="24"/>
+          <w:lang w:val="en-US" w:eastAsia="zh-CN"/>
+        </w:rPr>
+      </w:pPr>
+      <w:r>
+        <w:rPr>
+          <w:rFonts w:hint="default"/>
+          <w:sz w:val="21"/>
+          <w:szCs w:val="24"/>
+          <w:lang w:val="en-US" w:eastAsia="zh-CN"/>
+        </w:rPr>
+        <w:t>handler.removeCallbacks(runnable);只删你传进去的那个 Runnable 任务。</w:t>
+      </w:r>
+    </w:p>
+    <w:p>
+      <w:pPr>
+        <w:rPr>
+          <w:rFonts w:hint="default"/>
+          <w:sz w:val="21"/>
+          <w:szCs w:val="24"/>
+          <w:lang w:val="en-US" w:eastAsia="zh-CN"/>
+        </w:rPr>
+      </w:pPr>
+      <w:r>
+        <w:rPr>
+          <w:rFonts w:hint="default"/>
+          <w:sz w:val="21"/>
+          <w:szCs w:val="24"/>
+          <w:lang w:val="en-US" w:eastAsia="zh-CN"/>
+        </w:rPr>
+        <w:t>handler.removeMessages(what);删除所有 msg.what == what 的消息</w:t>
+      </w:r>
+      <w:r>
+        <w:rPr>
+          <w:rFonts w:hint="eastAsia"/>
+          <w:sz w:val="21"/>
+          <w:szCs w:val="24"/>
+          <w:lang w:val="en-US" w:eastAsia="zh-CN"/>
+        </w:rPr>
+        <w:t>。</w:t>
+      </w:r>
+    </w:p>
+    <w:p>
+      <w:pPr>
+        <w:rPr>
+          <w:rFonts w:hint="default"/>
+          <w:sz w:val="21"/>
+          <w:szCs w:val="24"/>
+          <w:lang w:val="en-US" w:eastAsia="zh-CN"/>
+        </w:rPr>
+      </w:pPr>
+      <w:r>
+        <w:rPr>
+          <w:rFonts w:hint="default"/>
+          <w:sz w:val="21"/>
+          <w:szCs w:val="24"/>
+          <w:lang w:val="en-US" w:eastAsia="zh-CN"/>
+        </w:rPr>
+        <w:t>handler.removeCallbacksAndMessages(null);传 null 表示删除与此 Handler 关联的所有回调和消息</w:t>
+      </w:r>
+    </w:p>
+    <w:p>
+      <w:pPr>
+        <w:rPr>
+          <w:rFonts w:hint="default"/>
+          <w:sz w:val="21"/>
+          <w:szCs w:val="24"/>
+          <w:lang w:val="en-US" w:eastAsia="zh-CN"/>
+        </w:rPr>
+      </w:pPr>
     </w:p>
     <w:sectPr>
       <w:pgSz w:w="11906" w:h="16838"/>

--- a/常见问题.docx
+++ b/常见问题.docx
@@ -10,6 +10,7 @@
           <w:szCs w:val="36"/>
         </w:rPr>
       </w:pPr>
+      <w:bookmarkStart w:id="0" w:name="_GoBack"/>
       <w:r>
         <w:rPr>
           <w:rFonts w:hint="eastAsia"/>
@@ -36,6 +37,7 @@
         <w:t>是不是可以理解为只要resource发生变化了，就会执行一次{}的代码？如果用户在 Tab 上选择某平台 ，是不是会执行两次{}，一次是loading一次是success？</w:t>
       </w:r>
     </w:p>
+    <w:bookmarkEnd w:id="0"/>
     <w:p>
       <w:pPr>
         <w:rPr>
@@ -1300,8 +1302,6 @@
           <w:lang w:val="en-US" w:eastAsia="zh-CN"/>
         </w:rPr>
       </w:pPr>
-      <w:bookmarkStart w:id="0" w:name="_GoBack"/>
-      <w:bookmarkEnd w:id="0"/>
     </w:p>
     <w:p>
       <w:pPr>
@@ -1685,7 +1685,7 @@
     <w:lsdException w:qFormat="1" w:unhideWhenUsed="0" w:uiPriority="0" w:semiHidden="0" w:name="Title"/>
     <w:lsdException w:unhideWhenUsed="0" w:uiPriority="0" w:semiHidden="0" w:name="Closing"/>
     <w:lsdException w:unhideWhenUsed="0" w:uiPriority="0" w:semiHidden="0" w:name="Signature"/>
-    <w:lsdException w:unhideWhenUsed="0" w:uiPriority="0" w:name="Default Paragraph Font"/>
+    <w:lsdException w:qFormat="1" w:unhideWhenUsed="0" w:uiPriority="0" w:name="Default Paragraph Font"/>
     <w:lsdException w:unhideWhenUsed="0" w:uiPriority="0" w:semiHidden="0" w:name="Body Text"/>
     <w:lsdException w:unhideWhenUsed="0" w:uiPriority="0" w:semiHidden="0" w:name="Body Text Indent"/>
     <w:lsdException w:unhideWhenUsed="0" w:uiPriority="0" w:semiHidden="0" w:name="List Continue"/>
@@ -1888,6 +1888,7 @@
   <w:style w:type="character" w:default="1" w:styleId="3">
     <w:name w:val="Default Paragraph Font"/>
     <w:semiHidden/>
+    <w:qFormat/>
     <w:uiPriority w:val="0"/>
   </w:style>
   <w:style w:type="table" w:default="1" w:styleId="2">

--- a/常见问题.docx
+++ b/常见问题.docx
@@ -10,7 +10,6 @@
           <w:szCs w:val="36"/>
         </w:rPr>
       </w:pPr>
-      <w:bookmarkStart w:id="0" w:name="_GoBack"/>
       <w:r>
         <w:rPr>
           <w:rFonts w:hint="eastAsia"/>
@@ -37,7 +36,6 @@
         <w:t>是不是可以理解为只要resource发生变化了，就会执行一次{}的代码？如果用户在 Tab 上选择某平台 ，是不是会执行两次{}，一次是loading一次是success？</w:t>
       </w:r>
     </w:p>
-    <w:bookmarkEnd w:id="0"/>
     <w:p>
       <w:pPr>
         <w:rPr>
@@ -726,7 +724,26 @@
           <w:szCs w:val="24"/>
           <w:lang w:val="en-US" w:eastAsia="zh-CN"/>
         </w:rPr>
-        <w:t>答：map：只改数据格式，switchMap：切换数据源（重新请求 / 重新查询）</w:t>
+        <w:t>答：map 和 switchMap 最终返回的虽然都是 LiveData，但 map 的转换函数返回普通数据，只做数据加工；</w:t>
+      </w:r>
+    </w:p>
+    <w:p>
+      <w:pPr>
+        <w:rPr>
+          <w:rFonts w:hint="eastAsia"/>
+          <w:sz w:val="21"/>
+          <w:szCs w:val="24"/>
+          <w:lang w:val="en-US" w:eastAsia="zh-CN"/>
+        </w:rPr>
+      </w:pPr>
+      <w:r>
+        <w:rPr>
+          <w:rFonts w:hint="eastAsia"/>
+          <w:sz w:val="21"/>
+          <w:szCs w:val="24"/>
+          <w:lang w:val="en-US" w:eastAsia="zh-CN"/>
+        </w:rPr>
+        <w:t>switchMap 的转换函数返回另一个 LiveData，用于切换数据源。</w:t>
       </w:r>
     </w:p>
     <w:p>
@@ -1587,6 +1604,65 @@
           <w:lang w:val="en-US" w:eastAsia="zh-CN"/>
         </w:rPr>
         <w:t>handler.removeCallbacksAndMessages(null);传 null 表示删除与此 Handler 关联的所有回调和消息</w:t>
+      </w:r>
+    </w:p>
+    <w:p>
+      <w:pPr>
+        <w:rPr>
+          <w:rFonts w:hint="default"/>
+          <w:sz w:val="21"/>
+          <w:szCs w:val="24"/>
+          <w:lang w:val="en-US" w:eastAsia="zh-CN"/>
+        </w:rPr>
+      </w:pPr>
+    </w:p>
+    <w:p>
+      <w:pPr>
+        <w:rPr>
+          <w:rFonts w:hint="default"/>
+          <w:sz w:val="21"/>
+          <w:szCs w:val="24"/>
+          <w:lang w:val="en-US" w:eastAsia="zh-CN"/>
+        </w:rPr>
+      </w:pPr>
+      <w:r>
+        <w:rPr>
+          <w:rFonts w:hint="default"/>
+          <w:sz w:val="21"/>
+          <w:szCs w:val="24"/>
+          <w:lang w:val="en-US" w:eastAsia="zh-CN"/>
+        </w:rPr>
+        <w:t xml:space="preserve">ViewModel </w:t>
+      </w:r>
+      <w:r>
+        <w:rPr>
+          <w:rFonts w:hint="eastAsia"/>
+          <w:sz w:val="21"/>
+          <w:szCs w:val="24"/>
+          <w:lang w:val="en-US" w:eastAsia="zh-CN"/>
+        </w:rPr>
+        <w:t>和 LiveData 概念？</w:t>
+      </w:r>
+      <w:bookmarkStart w:id="0" w:name="_GoBack"/>
+      <w:bookmarkEnd w:id="0"/>
+    </w:p>
+    <w:p>
+      <w:pPr>
+        <w:rPr>
+          <w:rFonts w:hint="default"/>
+          <w:sz w:val="21"/>
+          <w:szCs w:val="24"/>
+          <w:lang w:val="en-US" w:eastAsia="zh-CN"/>
+        </w:rPr>
+      </w:pPr>
+      <w:r>
+        <w:rPr>
+          <w:rFonts w:hint="default"/>
+          <w:sz w:val="21"/>
+          <w:szCs w:val="24"/>
+          <w:lang w:val="en-US" w:eastAsia="zh-CN"/>
+        </w:rPr>
+        <w:t>ViewModel 用于存放页面数据与业务逻辑，不因屏幕旋转重建而销毁；LiveData 是生命周期安全的可观察数据持有者，能在数据变化时自动通知 UI，且只在页面活跃时分发数据。</w:t>
       </w:r>
     </w:p>
     <w:p>
